--- a/B&W Kit/UNDERCITY_Binder_WTR_BW.docx
+++ b/B&W Kit/UNDERCITY_Binder_WTR_BW.docx
@@ -8772,9 +8772,9 @@
             <w:tcW w:type="dxa" w:w="3000"/>
             <w:shd w:fill="E6E6E6" w:color="auto" w:val="clear"/>
             <w:tcMar>
-              <w:top w:type="dxa" w:w="30"/>
+              <w:top w:type="dxa" w:w="20"/>
               <w:left w:type="dxa" w:w="110"/>
-              <w:bottom w:type="dxa" w:w="30"/>
+              <w:bottom w:type="dxa" w:w="20"/>
               <w:right w:type="dxa" w:w="90"/>
             </w:tcMar>
             <w:vAlign w:val="center"/>
@@ -8802,9 +8802,9 @@
             <w:gridSpan w:val="2"/>
             <w:shd w:fill="E6E6E6" w:color="auto" w:val="clear"/>
             <w:tcMar>
-              <w:top w:type="dxa" w:w="30"/>
+              <w:top w:type="dxa" w:w="20"/>
               <w:left w:type="dxa" w:w="110"/>
-              <w:bottom w:type="dxa" w:w="30"/>
+              <w:bottom w:type="dxa" w:w="20"/>
               <w:right w:type="dxa" w:w="90"/>
             </w:tcMar>
             <w:vAlign w:val="center"/>
@@ -8835,16 +8835,16 @@
           <w:tcPr>
             <w:tcW w:type="dxa" w:w="3000"/>
             <w:tcMar>
-              <w:top w:type="dxa" w:w="35"/>
+              <w:top w:type="dxa" w:w="25"/>
               <w:left w:type="dxa" w:w="110"/>
-              <w:bottom w:type="dxa" w:w="45"/>
-              <w:right w:type="dxa" w:w="90"/>
-            </w:tcMar>
-            <w:vAlign w:val="top"/>
-          </w:tcPr>
-          <w:p>
-            <w:pPr>
-              <w:spacing w:after="10"/>
+              <w:bottom w:type="dxa" w:w="30"/>
+              <w:right w:type="dxa" w:w="90"/>
+            </w:tcMar>
+            <w:vAlign w:val="top"/>
+          </w:tcPr>
+          <w:p>
+            <w:pPr>
+              <w:spacing w:after="0"/>
             </w:pPr>
             <w:r>
               <w:rPr>
@@ -8880,16 +8880,16 @@
           <w:tcPr>
             <w:tcW w:type="dxa" w:w="3000"/>
             <w:tcMar>
-              <w:top w:type="dxa" w:w="35"/>
+              <w:top w:type="dxa" w:w="25"/>
               <w:left w:type="dxa" w:w="110"/>
-              <w:bottom w:type="dxa" w:w="45"/>
-              <w:right w:type="dxa" w:w="90"/>
-            </w:tcMar>
-            <w:vAlign w:val="top"/>
-          </w:tcPr>
-          <w:p>
-            <w:pPr>
-              <w:spacing w:after="10"/>
+              <w:bottom w:type="dxa" w:w="30"/>
+              <w:right w:type="dxa" w:w="90"/>
+            </w:tcMar>
+            <w:vAlign w:val="top"/>
+          </w:tcPr>
+          <w:p>
+            <w:pPr>
+              <w:spacing w:after="0"/>
             </w:pPr>
             <w:r>
               <w:rPr>
@@ -8925,16 +8925,16 @@
           <w:tcPr>
             <w:tcW w:type="dxa" w:w="3000"/>
             <w:tcMar>
-              <w:top w:type="dxa" w:w="35"/>
+              <w:top w:type="dxa" w:w="25"/>
               <w:left w:type="dxa" w:w="110"/>
-              <w:bottom w:type="dxa" w:w="45"/>
-              <w:right w:type="dxa" w:w="90"/>
-            </w:tcMar>
-            <w:vAlign w:val="top"/>
-          </w:tcPr>
-          <w:p>
-            <w:pPr>
-              <w:spacing w:after="10"/>
+              <w:bottom w:type="dxa" w:w="30"/>
+              <w:right w:type="dxa" w:w="90"/>
+            </w:tcMar>
+            <w:vAlign w:val="top"/>
+          </w:tcPr>
+          <w:p>
+            <w:pPr>
+              <w:spacing w:after="0"/>
             </w:pPr>
             <w:r>
               <w:rPr>
@@ -8997,16 +8997,16 @@
           <w:tcPr>
             <w:tcW w:type="dxa" w:w="3000"/>
             <w:tcMar>
-              <w:top w:type="dxa" w:w="35"/>
+              <w:top w:type="dxa" w:w="25"/>
               <w:left w:type="dxa" w:w="110"/>
-              <w:bottom w:type="dxa" w:w="45"/>
-              <w:right w:type="dxa" w:w="90"/>
-            </w:tcMar>
-            <w:vAlign w:val="top"/>
-          </w:tcPr>
-          <w:p>
-            <w:pPr>
-              <w:spacing w:after="10"/>
+              <w:bottom w:type="dxa" w:w="30"/>
+              <w:right w:type="dxa" w:w="90"/>
+            </w:tcMar>
+            <w:vAlign w:val="top"/>
+          </w:tcPr>
+          <w:p>
+            <w:pPr>
+              <w:spacing w:after="0"/>
             </w:pPr>
             <w:r>
               <w:rPr>
@@ -9042,16 +9042,16 @@
           <w:tcPr>
             <w:tcW w:type="dxa" w:w="3000"/>
             <w:tcMar>
-              <w:top w:type="dxa" w:w="35"/>
+              <w:top w:type="dxa" w:w="25"/>
               <w:left w:type="dxa" w:w="110"/>
-              <w:bottom w:type="dxa" w:w="45"/>
-              <w:right w:type="dxa" w:w="90"/>
-            </w:tcMar>
-            <w:vAlign w:val="top"/>
-          </w:tcPr>
-          <w:p>
-            <w:pPr>
-              <w:spacing w:after="10"/>
+              <w:bottom w:type="dxa" w:w="30"/>
+              <w:right w:type="dxa" w:w="90"/>
+            </w:tcMar>
+            <w:vAlign w:val="top"/>
+          </w:tcPr>
+          <w:p>
+            <w:pPr>
+              <w:spacing w:after="0"/>
             </w:pPr>
             <w:r>
               <w:rPr>
@@ -9087,16 +9087,16 @@
           <w:tcPr>
             <w:tcW w:type="dxa" w:w="3000"/>
             <w:tcMar>
-              <w:top w:type="dxa" w:w="35"/>
+              <w:top w:type="dxa" w:w="25"/>
               <w:left w:type="dxa" w:w="110"/>
-              <w:bottom w:type="dxa" w:w="45"/>
-              <w:right w:type="dxa" w:w="90"/>
-            </w:tcMar>
-            <w:vAlign w:val="top"/>
-          </w:tcPr>
-          <w:p>
-            <w:pPr>
-              <w:spacing w:after="10"/>
+              <w:bottom w:type="dxa" w:w="30"/>
+              <w:right w:type="dxa" w:w="90"/>
+            </w:tcMar>
+            <w:vAlign w:val="top"/>
+          </w:tcPr>
+          <w:p>
+            <w:pPr>
+              <w:spacing w:after="0"/>
             </w:pPr>
             <w:r>
               <w:rPr>
@@ -9132,7 +9132,7 @@
     </w:tbl>
     <w:p>
       <w:pPr>
-        <w:spacing w:after="40"/>
+        <w:spacing w:after="24"/>
       </w:pPr>
     </w:p>
     <w:tbl>
@@ -9161,9 +9161,9 @@
             <w:tcW w:type="dxa" w:w="3000"/>
             <w:shd w:fill="E6E6E6" w:color="auto" w:val="clear"/>
             <w:tcMar>
-              <w:top w:type="dxa" w:w="30"/>
+              <w:top w:type="dxa" w:w="20"/>
               <w:left w:type="dxa" w:w="110"/>
-              <w:bottom w:type="dxa" w:w="30"/>
+              <w:bottom w:type="dxa" w:w="20"/>
               <w:right w:type="dxa" w:w="90"/>
             </w:tcMar>
             <w:vAlign w:val="center"/>
@@ -9191,9 +9191,9 @@
             <w:gridSpan w:val="2"/>
             <w:shd w:fill="E6E6E6" w:color="auto" w:val="clear"/>
             <w:tcMar>
-              <w:top w:type="dxa" w:w="30"/>
+              <w:top w:type="dxa" w:w="20"/>
               <w:left w:type="dxa" w:w="110"/>
-              <w:bottom w:type="dxa" w:w="30"/>
+              <w:bottom w:type="dxa" w:w="20"/>
               <w:right w:type="dxa" w:w="90"/>
             </w:tcMar>
             <w:vAlign w:val="center"/>
@@ -9224,16 +9224,16 @@
           <w:tcPr>
             <w:tcW w:type="dxa" w:w="3000"/>
             <w:tcMar>
-              <w:top w:type="dxa" w:w="35"/>
+              <w:top w:type="dxa" w:w="25"/>
               <w:left w:type="dxa" w:w="110"/>
-              <w:bottom w:type="dxa" w:w="45"/>
-              <w:right w:type="dxa" w:w="90"/>
-            </w:tcMar>
-            <w:vAlign w:val="top"/>
-          </w:tcPr>
-          <w:p>
-            <w:pPr>
-              <w:spacing w:after="10"/>
+              <w:bottom w:type="dxa" w:w="30"/>
+              <w:right w:type="dxa" w:w="90"/>
+            </w:tcMar>
+            <w:vAlign w:val="top"/>
+          </w:tcPr>
+          <w:p>
+            <w:pPr>
+              <w:spacing w:after="0"/>
             </w:pPr>
             <w:r>
               <w:rPr>
@@ -9269,16 +9269,16 @@
           <w:tcPr>
             <w:tcW w:type="dxa" w:w="3000"/>
             <w:tcMar>
-              <w:top w:type="dxa" w:w="35"/>
+              <w:top w:type="dxa" w:w="25"/>
               <w:left w:type="dxa" w:w="110"/>
-              <w:bottom w:type="dxa" w:w="45"/>
-              <w:right w:type="dxa" w:w="90"/>
-            </w:tcMar>
-            <w:vAlign w:val="top"/>
-          </w:tcPr>
-          <w:p>
-            <w:pPr>
-              <w:spacing w:after="10"/>
+              <w:bottom w:type="dxa" w:w="30"/>
+              <w:right w:type="dxa" w:w="90"/>
+            </w:tcMar>
+            <w:vAlign w:val="top"/>
+          </w:tcPr>
+          <w:p>
+            <w:pPr>
+              <w:spacing w:after="0"/>
             </w:pPr>
             <w:r>
               <w:rPr>
@@ -9314,16 +9314,16 @@
           <w:tcPr>
             <w:tcW w:type="dxa" w:w="3000"/>
             <w:tcMar>
-              <w:top w:type="dxa" w:w="35"/>
+              <w:top w:type="dxa" w:w="25"/>
               <w:left w:type="dxa" w:w="110"/>
-              <w:bottom w:type="dxa" w:w="45"/>
-              <w:right w:type="dxa" w:w="90"/>
-            </w:tcMar>
-            <w:vAlign w:val="top"/>
-          </w:tcPr>
-          <w:p>
-            <w:pPr>
-              <w:spacing w:after="10"/>
+              <w:bottom w:type="dxa" w:w="30"/>
+              <w:right w:type="dxa" w:w="90"/>
+            </w:tcMar>
+            <w:vAlign w:val="top"/>
+          </w:tcPr>
+          <w:p>
+            <w:pPr>
+              <w:spacing w:after="0"/>
             </w:pPr>
             <w:r>
               <w:rPr>
@@ -9386,16 +9386,16 @@
           <w:tcPr>
             <w:tcW w:type="dxa" w:w="3000"/>
             <w:tcMar>
-              <w:top w:type="dxa" w:w="35"/>
+              <w:top w:type="dxa" w:w="25"/>
               <w:left w:type="dxa" w:w="110"/>
-              <w:bottom w:type="dxa" w:w="45"/>
-              <w:right w:type="dxa" w:w="90"/>
-            </w:tcMar>
-            <w:vAlign w:val="top"/>
-          </w:tcPr>
-          <w:p>
-            <w:pPr>
-              <w:spacing w:after="10"/>
+              <w:bottom w:type="dxa" w:w="30"/>
+              <w:right w:type="dxa" w:w="90"/>
+            </w:tcMar>
+            <w:vAlign w:val="top"/>
+          </w:tcPr>
+          <w:p>
+            <w:pPr>
+              <w:spacing w:after="0"/>
             </w:pPr>
             <w:r>
               <w:rPr>
@@ -9431,16 +9431,16 @@
           <w:tcPr>
             <w:tcW w:type="dxa" w:w="3000"/>
             <w:tcMar>
-              <w:top w:type="dxa" w:w="35"/>
+              <w:top w:type="dxa" w:w="25"/>
               <w:left w:type="dxa" w:w="110"/>
-              <w:bottom w:type="dxa" w:w="45"/>
-              <w:right w:type="dxa" w:w="90"/>
-            </w:tcMar>
-            <w:vAlign w:val="top"/>
-          </w:tcPr>
-          <w:p>
-            <w:pPr>
-              <w:spacing w:after="10"/>
+              <w:bottom w:type="dxa" w:w="30"/>
+              <w:right w:type="dxa" w:w="90"/>
+            </w:tcMar>
+            <w:vAlign w:val="top"/>
+          </w:tcPr>
+          <w:p>
+            <w:pPr>
+              <w:spacing w:after="0"/>
             </w:pPr>
             <w:r>
               <w:rPr>
@@ -9476,16 +9476,16 @@
           <w:tcPr>
             <w:tcW w:type="dxa" w:w="3000"/>
             <w:tcMar>
-              <w:top w:type="dxa" w:w="35"/>
+              <w:top w:type="dxa" w:w="25"/>
               <w:left w:type="dxa" w:w="110"/>
-              <w:bottom w:type="dxa" w:w="45"/>
-              <w:right w:type="dxa" w:w="90"/>
-            </w:tcMar>
-            <w:vAlign w:val="top"/>
-          </w:tcPr>
-          <w:p>
-            <w:pPr>
-              <w:spacing w:after="10"/>
+              <w:bottom w:type="dxa" w:w="30"/>
+              <w:right w:type="dxa" w:w="90"/>
+            </w:tcMar>
+            <w:vAlign w:val="top"/>
+          </w:tcPr>
+          <w:p>
+            <w:pPr>
+              <w:spacing w:after="0"/>
             </w:pPr>
             <w:r>
               <w:rPr>
@@ -9521,7 +9521,7 @@
     </w:tbl>
     <w:p>
       <w:pPr>
-        <w:spacing w:after="40"/>
+        <w:spacing w:after="24"/>
       </w:pPr>
     </w:p>
     <w:tbl>
@@ -9550,9 +9550,9 @@
             <w:tcW w:type="dxa" w:w="3000"/>
             <w:shd w:fill="E6E6E6" w:color="auto" w:val="clear"/>
             <w:tcMar>
-              <w:top w:type="dxa" w:w="30"/>
+              <w:top w:type="dxa" w:w="20"/>
               <w:left w:type="dxa" w:w="110"/>
-              <w:bottom w:type="dxa" w:w="30"/>
+              <w:bottom w:type="dxa" w:w="20"/>
               <w:right w:type="dxa" w:w="90"/>
             </w:tcMar>
             <w:vAlign w:val="center"/>
@@ -9580,9 +9580,9 @@
             <w:gridSpan w:val="2"/>
             <w:shd w:fill="E6E6E6" w:color="auto" w:val="clear"/>
             <w:tcMar>
-              <w:top w:type="dxa" w:w="30"/>
+              <w:top w:type="dxa" w:w="20"/>
               <w:left w:type="dxa" w:w="110"/>
-              <w:bottom w:type="dxa" w:w="30"/>
+              <w:bottom w:type="dxa" w:w="20"/>
               <w:right w:type="dxa" w:w="90"/>
             </w:tcMar>
             <w:vAlign w:val="center"/>
@@ -9613,16 +9613,16 @@
           <w:tcPr>
             <w:tcW w:type="dxa" w:w="3000"/>
             <w:tcMar>
-              <w:top w:type="dxa" w:w="35"/>
+              <w:top w:type="dxa" w:w="25"/>
               <w:left w:type="dxa" w:w="110"/>
-              <w:bottom w:type="dxa" w:w="45"/>
-              <w:right w:type="dxa" w:w="90"/>
-            </w:tcMar>
-            <w:vAlign w:val="top"/>
-          </w:tcPr>
-          <w:p>
-            <w:pPr>
-              <w:spacing w:after="10"/>
+              <w:bottom w:type="dxa" w:w="30"/>
+              <w:right w:type="dxa" w:w="90"/>
+            </w:tcMar>
+            <w:vAlign w:val="top"/>
+          </w:tcPr>
+          <w:p>
+            <w:pPr>
+              <w:spacing w:after="0"/>
             </w:pPr>
             <w:r>
               <w:rPr>
@@ -9658,16 +9658,16 @@
           <w:tcPr>
             <w:tcW w:type="dxa" w:w="3000"/>
             <w:tcMar>
-              <w:top w:type="dxa" w:w="35"/>
+              <w:top w:type="dxa" w:w="25"/>
               <w:left w:type="dxa" w:w="110"/>
-              <w:bottom w:type="dxa" w:w="45"/>
-              <w:right w:type="dxa" w:w="90"/>
-            </w:tcMar>
-            <w:vAlign w:val="top"/>
-          </w:tcPr>
-          <w:p>
-            <w:pPr>
-              <w:spacing w:after="10"/>
+              <w:bottom w:type="dxa" w:w="30"/>
+              <w:right w:type="dxa" w:w="90"/>
+            </w:tcMar>
+            <w:vAlign w:val="top"/>
+          </w:tcPr>
+          <w:p>
+            <w:pPr>
+              <w:spacing w:after="0"/>
             </w:pPr>
             <w:r>
               <w:rPr>
@@ -9703,16 +9703,16 @@
           <w:tcPr>
             <w:tcW w:type="dxa" w:w="3000"/>
             <w:tcMar>
-              <w:top w:type="dxa" w:w="35"/>
+              <w:top w:type="dxa" w:w="25"/>
               <w:left w:type="dxa" w:w="110"/>
-              <w:bottom w:type="dxa" w:w="45"/>
-              <w:right w:type="dxa" w:w="90"/>
-            </w:tcMar>
-            <w:vAlign w:val="top"/>
-          </w:tcPr>
-          <w:p>
-            <w:pPr>
-              <w:spacing w:after="10"/>
+              <w:bottom w:type="dxa" w:w="30"/>
+              <w:right w:type="dxa" w:w="90"/>
+            </w:tcMar>
+            <w:vAlign w:val="top"/>
+          </w:tcPr>
+          <w:p>
+            <w:pPr>
+              <w:spacing w:after="0"/>
             </w:pPr>
             <w:r>
               <w:rPr>
@@ -9797,16 +9797,16 @@
           <w:tcPr>
             <w:tcW w:type="dxa" w:w="3000"/>
             <w:tcMar>
-              <w:top w:type="dxa" w:w="35"/>
+              <w:top w:type="dxa" w:w="25"/>
               <w:left w:type="dxa" w:w="110"/>
-              <w:bottom w:type="dxa" w:w="45"/>
-              <w:right w:type="dxa" w:w="90"/>
-            </w:tcMar>
-            <w:vAlign w:val="top"/>
-          </w:tcPr>
-          <w:p>
-            <w:pPr>
-              <w:spacing w:after="10"/>
+              <w:bottom w:type="dxa" w:w="30"/>
+              <w:right w:type="dxa" w:w="90"/>
+            </w:tcMar>
+            <w:vAlign w:val="top"/>
+          </w:tcPr>
+          <w:p>
+            <w:pPr>
+              <w:spacing w:after="0"/>
             </w:pPr>
             <w:r>
               <w:rPr>
@@ -9842,16 +9842,16 @@
           <w:tcPr>
             <w:tcW w:type="dxa" w:w="3000"/>
             <w:tcMar>
-              <w:top w:type="dxa" w:w="35"/>
+              <w:top w:type="dxa" w:w="25"/>
               <w:left w:type="dxa" w:w="110"/>
-              <w:bottom w:type="dxa" w:w="45"/>
-              <w:right w:type="dxa" w:w="90"/>
-            </w:tcMar>
-            <w:vAlign w:val="top"/>
-          </w:tcPr>
-          <w:p>
-            <w:pPr>
-              <w:spacing w:after="10"/>
+              <w:bottom w:type="dxa" w:w="30"/>
+              <w:right w:type="dxa" w:w="90"/>
+            </w:tcMar>
+            <w:vAlign w:val="top"/>
+          </w:tcPr>
+          <w:p>
+            <w:pPr>
+              <w:spacing w:after="0"/>
             </w:pPr>
             <w:r>
               <w:rPr>
@@ -9887,16 +9887,16 @@
           <w:tcPr>
             <w:tcW w:type="dxa" w:w="3000"/>
             <w:tcMar>
-              <w:top w:type="dxa" w:w="35"/>
+              <w:top w:type="dxa" w:w="25"/>
               <w:left w:type="dxa" w:w="110"/>
-              <w:bottom w:type="dxa" w:w="45"/>
-              <w:right w:type="dxa" w:w="90"/>
-            </w:tcMar>
-            <w:vAlign w:val="top"/>
-          </w:tcPr>
-          <w:p>
-            <w:pPr>
-              <w:spacing w:after="10"/>
+              <w:bottom w:type="dxa" w:w="30"/>
+              <w:right w:type="dxa" w:w="90"/>
+            </w:tcMar>
+            <w:vAlign w:val="top"/>
+          </w:tcPr>
+          <w:p>
+            <w:pPr>
+              <w:spacing w:after="0"/>
             </w:pPr>
             <w:r>
               <w:rPr>
@@ -9932,7 +9932,7 @@
     </w:tbl>
     <w:p>
       <w:pPr>
-        <w:spacing w:after="40"/>
+        <w:spacing w:after="24"/>
       </w:pPr>
     </w:p>
     <w:tbl>
@@ -9961,9 +9961,9 @@
             <w:tcW w:type="dxa" w:w="3000"/>
             <w:shd w:fill="E6E6E6" w:color="auto" w:val="clear"/>
             <w:tcMar>
-              <w:top w:type="dxa" w:w="30"/>
+              <w:top w:type="dxa" w:w="20"/>
               <w:left w:type="dxa" w:w="110"/>
-              <w:bottom w:type="dxa" w:w="30"/>
+              <w:bottom w:type="dxa" w:w="20"/>
               <w:right w:type="dxa" w:w="90"/>
             </w:tcMar>
             <w:vAlign w:val="center"/>
@@ -9991,9 +9991,9 @@
             <w:gridSpan w:val="2"/>
             <w:shd w:fill="E6E6E6" w:color="auto" w:val="clear"/>
             <w:tcMar>
-              <w:top w:type="dxa" w:w="30"/>
+              <w:top w:type="dxa" w:w="20"/>
               <w:left w:type="dxa" w:w="110"/>
-              <w:bottom w:type="dxa" w:w="30"/>
+              <w:bottom w:type="dxa" w:w="20"/>
               <w:right w:type="dxa" w:w="90"/>
             </w:tcMar>
             <w:vAlign w:val="center"/>
@@ -10024,16 +10024,16 @@
           <w:tcPr>
             <w:tcW w:type="dxa" w:w="3000"/>
             <w:tcMar>
-              <w:top w:type="dxa" w:w="35"/>
+              <w:top w:type="dxa" w:w="25"/>
               <w:left w:type="dxa" w:w="110"/>
-              <w:bottom w:type="dxa" w:w="45"/>
-              <w:right w:type="dxa" w:w="90"/>
-            </w:tcMar>
-            <w:vAlign w:val="top"/>
-          </w:tcPr>
-          <w:p>
-            <w:pPr>
-              <w:spacing w:after="10"/>
+              <w:bottom w:type="dxa" w:w="30"/>
+              <w:right w:type="dxa" w:w="90"/>
+            </w:tcMar>
+            <w:vAlign w:val="top"/>
+          </w:tcPr>
+          <w:p>
+            <w:pPr>
+              <w:spacing w:after="0"/>
             </w:pPr>
             <w:r>
               <w:rPr>
@@ -10069,16 +10069,16 @@
           <w:tcPr>
             <w:tcW w:type="dxa" w:w="3000"/>
             <w:tcMar>
-              <w:top w:type="dxa" w:w="35"/>
+              <w:top w:type="dxa" w:w="25"/>
               <w:left w:type="dxa" w:w="110"/>
-              <w:bottom w:type="dxa" w:w="45"/>
-              <w:right w:type="dxa" w:w="90"/>
-            </w:tcMar>
-            <w:vAlign w:val="top"/>
-          </w:tcPr>
-          <w:p>
-            <w:pPr>
-              <w:spacing w:after="10"/>
+              <w:bottom w:type="dxa" w:w="30"/>
+              <w:right w:type="dxa" w:w="90"/>
+            </w:tcMar>
+            <w:vAlign w:val="top"/>
+          </w:tcPr>
+          <w:p>
+            <w:pPr>
+              <w:spacing w:after="0"/>
             </w:pPr>
             <w:r>
               <w:rPr>
@@ -10114,16 +10114,16 @@
           <w:tcPr>
             <w:tcW w:type="dxa" w:w="3000"/>
             <w:tcMar>
-              <w:top w:type="dxa" w:w="35"/>
+              <w:top w:type="dxa" w:w="25"/>
               <w:left w:type="dxa" w:w="110"/>
-              <w:bottom w:type="dxa" w:w="45"/>
-              <w:right w:type="dxa" w:w="90"/>
-            </w:tcMar>
-            <w:vAlign w:val="top"/>
-          </w:tcPr>
-          <w:p>
-            <w:pPr>
-              <w:spacing w:after="10"/>
+              <w:bottom w:type="dxa" w:w="30"/>
+              <w:right w:type="dxa" w:w="90"/>
+            </w:tcMar>
+            <w:vAlign w:val="top"/>
+          </w:tcPr>
+          <w:p>
+            <w:pPr>
+              <w:spacing w:after="0"/>
             </w:pPr>
             <w:r>
               <w:rPr>
@@ -10186,16 +10186,16 @@
           <w:tcPr>
             <w:tcW w:type="dxa" w:w="3000"/>
             <w:tcMar>
-              <w:top w:type="dxa" w:w="35"/>
+              <w:top w:type="dxa" w:w="25"/>
               <w:left w:type="dxa" w:w="110"/>
-              <w:bottom w:type="dxa" w:w="45"/>
-              <w:right w:type="dxa" w:w="90"/>
-            </w:tcMar>
-            <w:vAlign w:val="top"/>
-          </w:tcPr>
-          <w:p>
-            <w:pPr>
-              <w:spacing w:after="10"/>
+              <w:bottom w:type="dxa" w:w="30"/>
+              <w:right w:type="dxa" w:w="90"/>
+            </w:tcMar>
+            <w:vAlign w:val="top"/>
+          </w:tcPr>
+          <w:p>
+            <w:pPr>
+              <w:spacing w:after="0"/>
             </w:pPr>
             <w:r>
               <w:rPr>
@@ -10231,16 +10231,16 @@
           <w:tcPr>
             <w:tcW w:type="dxa" w:w="3000"/>
             <w:tcMar>
-              <w:top w:type="dxa" w:w="35"/>
+              <w:top w:type="dxa" w:w="25"/>
               <w:left w:type="dxa" w:w="110"/>
-              <w:bottom w:type="dxa" w:w="45"/>
-              <w:right w:type="dxa" w:w="90"/>
-            </w:tcMar>
-            <w:vAlign w:val="top"/>
-          </w:tcPr>
-          <w:p>
-            <w:pPr>
-              <w:spacing w:after="10"/>
+              <w:bottom w:type="dxa" w:w="30"/>
+              <w:right w:type="dxa" w:w="90"/>
+            </w:tcMar>
+            <w:vAlign w:val="top"/>
+          </w:tcPr>
+          <w:p>
+            <w:pPr>
+              <w:spacing w:after="0"/>
             </w:pPr>
             <w:r>
               <w:rPr>
@@ -10276,16 +10276,16 @@
           <w:tcPr>
             <w:tcW w:type="dxa" w:w="3000"/>
             <w:tcMar>
-              <w:top w:type="dxa" w:w="35"/>
+              <w:top w:type="dxa" w:w="25"/>
               <w:left w:type="dxa" w:w="110"/>
-              <w:bottom w:type="dxa" w:w="45"/>
-              <w:right w:type="dxa" w:w="90"/>
-            </w:tcMar>
-            <w:vAlign w:val="top"/>
-          </w:tcPr>
-          <w:p>
-            <w:pPr>
-              <w:spacing w:after="10"/>
+              <w:bottom w:type="dxa" w:w="30"/>
+              <w:right w:type="dxa" w:w="90"/>
+            </w:tcMar>
+            <w:vAlign w:val="top"/>
+          </w:tcPr>
+          <w:p>
+            <w:pPr>
+              <w:spacing w:after="0"/>
             </w:pPr>
             <w:r>
               <w:rPr>
@@ -10321,7 +10321,7 @@
     </w:tbl>
     <w:p>
       <w:pPr>
-        <w:spacing w:after="40"/>
+        <w:spacing w:after="24"/>
       </w:pPr>
     </w:p>
     <w:tbl>
@@ -10350,9 +10350,9 @@
             <w:tcW w:type="dxa" w:w="3000"/>
             <w:shd w:fill="E6E6E6" w:color="auto" w:val="clear"/>
             <w:tcMar>
-              <w:top w:type="dxa" w:w="30"/>
+              <w:top w:type="dxa" w:w="20"/>
               <w:left w:type="dxa" w:w="110"/>
-              <w:bottom w:type="dxa" w:w="30"/>
+              <w:bottom w:type="dxa" w:w="20"/>
               <w:right w:type="dxa" w:w="90"/>
             </w:tcMar>
             <w:vAlign w:val="center"/>
@@ -10380,9 +10380,9 @@
             <w:gridSpan w:val="2"/>
             <w:shd w:fill="E6E6E6" w:color="auto" w:val="clear"/>
             <w:tcMar>
-              <w:top w:type="dxa" w:w="30"/>
+              <w:top w:type="dxa" w:w="20"/>
               <w:left w:type="dxa" w:w="110"/>
-              <w:bottom w:type="dxa" w:w="30"/>
+              <w:bottom w:type="dxa" w:w="20"/>
               <w:right w:type="dxa" w:w="90"/>
             </w:tcMar>
             <w:vAlign w:val="center"/>
@@ -10413,16 +10413,16 @@
           <w:tcPr>
             <w:tcW w:type="dxa" w:w="3000"/>
             <w:tcMar>
-              <w:top w:type="dxa" w:w="35"/>
+              <w:top w:type="dxa" w:w="25"/>
               <w:left w:type="dxa" w:w="110"/>
-              <w:bottom w:type="dxa" w:w="45"/>
-              <w:right w:type="dxa" w:w="90"/>
-            </w:tcMar>
-            <w:vAlign w:val="top"/>
-          </w:tcPr>
-          <w:p>
-            <w:pPr>
-              <w:spacing w:after="10"/>
+              <w:bottom w:type="dxa" w:w="30"/>
+              <w:right w:type="dxa" w:w="90"/>
+            </w:tcMar>
+            <w:vAlign w:val="top"/>
+          </w:tcPr>
+          <w:p>
+            <w:pPr>
+              <w:spacing w:after="0"/>
             </w:pPr>
             <w:r>
               <w:rPr>
@@ -10458,16 +10458,16 @@
           <w:tcPr>
             <w:tcW w:type="dxa" w:w="3000"/>
             <w:tcMar>
-              <w:top w:type="dxa" w:w="35"/>
+              <w:top w:type="dxa" w:w="25"/>
               <w:left w:type="dxa" w:w="110"/>
-              <w:bottom w:type="dxa" w:w="45"/>
-              <w:right w:type="dxa" w:w="90"/>
-            </w:tcMar>
-            <w:vAlign w:val="top"/>
-          </w:tcPr>
-          <w:p>
-            <w:pPr>
-              <w:spacing w:after="10"/>
+              <w:bottom w:type="dxa" w:w="30"/>
+              <w:right w:type="dxa" w:w="90"/>
+            </w:tcMar>
+            <w:vAlign w:val="top"/>
+          </w:tcPr>
+          <w:p>
+            <w:pPr>
+              <w:spacing w:after="0"/>
             </w:pPr>
             <w:r>
               <w:rPr>
@@ -10503,16 +10503,16 @@
           <w:tcPr>
             <w:tcW w:type="dxa" w:w="3000"/>
             <w:tcMar>
-              <w:top w:type="dxa" w:w="35"/>
+              <w:top w:type="dxa" w:w="25"/>
               <w:left w:type="dxa" w:w="110"/>
-              <w:bottom w:type="dxa" w:w="45"/>
-              <w:right w:type="dxa" w:w="90"/>
-            </w:tcMar>
-            <w:vAlign w:val="top"/>
-          </w:tcPr>
-          <w:p>
-            <w:pPr>
-              <w:spacing w:after="10"/>
+              <w:bottom w:type="dxa" w:w="30"/>
+              <w:right w:type="dxa" w:w="90"/>
+            </w:tcMar>
+            <w:vAlign w:val="top"/>
+          </w:tcPr>
+          <w:p>
+            <w:pPr>
+              <w:spacing w:after="0"/>
             </w:pPr>
             <w:r>
               <w:rPr>
@@ -10597,16 +10597,16 @@
           <w:tcPr>
             <w:tcW w:type="dxa" w:w="3000"/>
             <w:tcMar>
-              <w:top w:type="dxa" w:w="35"/>
+              <w:top w:type="dxa" w:w="25"/>
               <w:left w:type="dxa" w:w="110"/>
-              <w:bottom w:type="dxa" w:w="45"/>
-              <w:right w:type="dxa" w:w="90"/>
-            </w:tcMar>
-            <w:vAlign w:val="top"/>
-          </w:tcPr>
-          <w:p>
-            <w:pPr>
-              <w:spacing w:after="10"/>
+              <w:bottom w:type="dxa" w:w="30"/>
+              <w:right w:type="dxa" w:w="90"/>
+            </w:tcMar>
+            <w:vAlign w:val="top"/>
+          </w:tcPr>
+          <w:p>
+            <w:pPr>
+              <w:spacing w:after="0"/>
             </w:pPr>
             <w:r>
               <w:rPr>
@@ -10642,16 +10642,16 @@
           <w:tcPr>
             <w:tcW w:type="dxa" w:w="3000"/>
             <w:tcMar>
-              <w:top w:type="dxa" w:w="35"/>
+              <w:top w:type="dxa" w:w="25"/>
               <w:left w:type="dxa" w:w="110"/>
-              <w:bottom w:type="dxa" w:w="45"/>
-              <w:right w:type="dxa" w:w="90"/>
-            </w:tcMar>
-            <w:vAlign w:val="top"/>
-          </w:tcPr>
-          <w:p>
-            <w:pPr>
-              <w:spacing w:after="10"/>
+              <w:bottom w:type="dxa" w:w="30"/>
+              <w:right w:type="dxa" w:w="90"/>
+            </w:tcMar>
+            <w:vAlign w:val="top"/>
+          </w:tcPr>
+          <w:p>
+            <w:pPr>
+              <w:spacing w:after="0"/>
             </w:pPr>
             <w:r>
               <w:rPr>
@@ -10687,16 +10687,16 @@
           <w:tcPr>
             <w:tcW w:type="dxa" w:w="3000"/>
             <w:tcMar>
-              <w:top w:type="dxa" w:w="35"/>
+              <w:top w:type="dxa" w:w="25"/>
               <w:left w:type="dxa" w:w="110"/>
-              <w:bottom w:type="dxa" w:w="45"/>
-              <w:right w:type="dxa" w:w="90"/>
-            </w:tcMar>
-            <w:vAlign w:val="top"/>
-          </w:tcPr>
-          <w:p>
-            <w:pPr>
-              <w:spacing w:after="10"/>
+              <w:bottom w:type="dxa" w:w="30"/>
+              <w:right w:type="dxa" w:w="90"/>
+            </w:tcMar>
+            <w:vAlign w:val="top"/>
+          </w:tcPr>
+          <w:p>
+            <w:pPr>
+              <w:spacing w:after="0"/>
             </w:pPr>
             <w:r>
               <w:rPr>
@@ -10855,7 +10855,7 @@
           <w:sz w:val="18"/>
           <w:szCs w:val="18"/>
         </w:rPr>
-        <w:t xml:space="preserve">Later faults: two values, other sectors, a REFERENCE that points on, or TIME-CRITICAL. "ASK MED → …": the Liaison asks Medical for that reference; the answer is a number or a sector's name to follow.</w:t>
+        <w:t xml:space="preserve">Later faults: two or three values, other sectors, a REFERENCE that points on, or TIME-CRITICAL. "ASK MED → …": the Liaison asks Medical for that reference; the answer is a number or a sector's name to follow.</w:t>
       </w:r>
     </w:p>
     <w:tbl>
@@ -10884,9 +10884,9 @@
             <w:tcW w:type="dxa" w:w="3000"/>
             <w:shd w:fill="E6E6E6" w:color="auto" w:val="clear"/>
             <w:tcMar>
-              <w:top w:type="dxa" w:w="30"/>
+              <w:top w:type="dxa" w:w="20"/>
               <w:left w:type="dxa" w:w="110"/>
-              <w:bottom w:type="dxa" w:w="30"/>
+              <w:bottom w:type="dxa" w:w="20"/>
               <w:right w:type="dxa" w:w="90"/>
             </w:tcMar>
             <w:vAlign w:val="center"/>
@@ -10914,9 +10914,9 @@
             <w:gridSpan w:val="2"/>
             <w:shd w:fill="E6E6E6" w:color="auto" w:val="clear"/>
             <w:tcMar>
-              <w:top w:type="dxa" w:w="30"/>
+              <w:top w:type="dxa" w:w="20"/>
               <w:left w:type="dxa" w:w="110"/>
-              <w:bottom w:type="dxa" w:w="30"/>
+              <w:bottom w:type="dxa" w:w="20"/>
               <w:right w:type="dxa" w:w="90"/>
             </w:tcMar>
             <w:vAlign w:val="center"/>
@@ -10947,16 +10947,16 @@
           <w:tcPr>
             <w:tcW w:type="dxa" w:w="3000"/>
             <w:tcMar>
-              <w:top w:type="dxa" w:w="35"/>
+              <w:top w:type="dxa" w:w="25"/>
               <w:left w:type="dxa" w:w="110"/>
-              <w:bottom w:type="dxa" w:w="45"/>
-              <w:right w:type="dxa" w:w="90"/>
-            </w:tcMar>
-            <w:vAlign w:val="top"/>
-          </w:tcPr>
-          <w:p>
-            <w:pPr>
-              <w:spacing w:after="10"/>
+              <w:bottom w:type="dxa" w:w="30"/>
+              <w:right w:type="dxa" w:w="90"/>
+            </w:tcMar>
+            <w:vAlign w:val="top"/>
+          </w:tcPr>
+          <w:p>
+            <w:pPr>
+              <w:spacing w:after="0"/>
             </w:pPr>
             <w:r>
               <w:rPr>
@@ -10992,16 +10992,16 @@
           <w:tcPr>
             <w:tcW w:type="dxa" w:w="3000"/>
             <w:tcMar>
-              <w:top w:type="dxa" w:w="35"/>
+              <w:top w:type="dxa" w:w="25"/>
               <w:left w:type="dxa" w:w="110"/>
-              <w:bottom w:type="dxa" w:w="45"/>
-              <w:right w:type="dxa" w:w="90"/>
-            </w:tcMar>
-            <w:vAlign w:val="top"/>
-          </w:tcPr>
-          <w:p>
-            <w:pPr>
-              <w:spacing w:after="10"/>
+              <w:bottom w:type="dxa" w:w="30"/>
+              <w:right w:type="dxa" w:w="90"/>
+            </w:tcMar>
+            <w:vAlign w:val="top"/>
+          </w:tcPr>
+          <w:p>
+            <w:pPr>
+              <w:spacing w:after="0"/>
             </w:pPr>
             <w:r>
               <w:rPr>
@@ -11037,16 +11037,16 @@
           <w:tcPr>
             <w:tcW w:type="dxa" w:w="3000"/>
             <w:tcMar>
-              <w:top w:type="dxa" w:w="35"/>
+              <w:top w:type="dxa" w:w="25"/>
               <w:left w:type="dxa" w:w="110"/>
-              <w:bottom w:type="dxa" w:w="45"/>
-              <w:right w:type="dxa" w:w="90"/>
-            </w:tcMar>
-            <w:vAlign w:val="top"/>
-          </w:tcPr>
-          <w:p>
-            <w:pPr>
-              <w:spacing w:after="10"/>
+              <w:bottom w:type="dxa" w:w="30"/>
+              <w:right w:type="dxa" w:w="90"/>
+            </w:tcMar>
+            <w:vAlign w:val="top"/>
+          </w:tcPr>
+          <w:p>
+            <w:pPr>
+              <w:spacing w:after="0"/>
             </w:pPr>
             <w:r>
               <w:rPr>
@@ -11109,16 +11109,16 @@
           <w:tcPr>
             <w:tcW w:type="dxa" w:w="3000"/>
             <w:tcMar>
-              <w:top w:type="dxa" w:w="35"/>
+              <w:top w:type="dxa" w:w="25"/>
               <w:left w:type="dxa" w:w="110"/>
-              <w:bottom w:type="dxa" w:w="45"/>
-              <w:right w:type="dxa" w:w="90"/>
-            </w:tcMar>
-            <w:vAlign w:val="top"/>
-          </w:tcPr>
-          <w:p>
-            <w:pPr>
-              <w:spacing w:after="10"/>
+              <w:bottom w:type="dxa" w:w="30"/>
+              <w:right w:type="dxa" w:w="90"/>
+            </w:tcMar>
+            <w:vAlign w:val="top"/>
+          </w:tcPr>
+          <w:p>
+            <w:pPr>
+              <w:spacing w:after="0"/>
             </w:pPr>
             <w:r>
               <w:rPr>
@@ -11154,16 +11154,16 @@
           <w:tcPr>
             <w:tcW w:type="dxa" w:w="3000"/>
             <w:tcMar>
-              <w:top w:type="dxa" w:w="35"/>
+              <w:top w:type="dxa" w:w="25"/>
               <w:left w:type="dxa" w:w="110"/>
-              <w:bottom w:type="dxa" w:w="45"/>
-              <w:right w:type="dxa" w:w="90"/>
-            </w:tcMar>
-            <w:vAlign w:val="top"/>
-          </w:tcPr>
-          <w:p>
-            <w:pPr>
-              <w:spacing w:after="10"/>
+              <w:bottom w:type="dxa" w:w="30"/>
+              <w:right w:type="dxa" w:w="90"/>
+            </w:tcMar>
+            <w:vAlign w:val="top"/>
+          </w:tcPr>
+          <w:p>
+            <w:pPr>
+              <w:spacing w:after="0"/>
             </w:pPr>
             <w:r>
               <w:rPr>
@@ -11199,16 +11199,16 @@
           <w:tcPr>
             <w:tcW w:type="dxa" w:w="3000"/>
             <w:tcMar>
-              <w:top w:type="dxa" w:w="35"/>
+              <w:top w:type="dxa" w:w="25"/>
               <w:left w:type="dxa" w:w="110"/>
-              <w:bottom w:type="dxa" w:w="45"/>
-              <w:right w:type="dxa" w:w="90"/>
-            </w:tcMar>
-            <w:vAlign w:val="top"/>
-          </w:tcPr>
-          <w:p>
-            <w:pPr>
-              <w:spacing w:after="10"/>
+              <w:bottom w:type="dxa" w:w="30"/>
+              <w:right w:type="dxa" w:w="90"/>
+            </w:tcMar>
+            <w:vAlign w:val="top"/>
+          </w:tcPr>
+          <w:p>
+            <w:pPr>
+              <w:spacing w:after="0"/>
             </w:pPr>
             <w:r>
               <w:rPr>
@@ -11244,7 +11244,7 @@
     </w:tbl>
     <w:p>
       <w:pPr>
-        <w:spacing w:after="40"/>
+        <w:spacing w:after="24"/>
       </w:pPr>
     </w:p>
     <w:tbl>
@@ -11273,9 +11273,9 @@
             <w:tcW w:type="dxa" w:w="3000"/>
             <w:shd w:fill="E6E6E6" w:color="auto" w:val="clear"/>
             <w:tcMar>
-              <w:top w:type="dxa" w:w="30"/>
+              <w:top w:type="dxa" w:w="20"/>
               <w:left w:type="dxa" w:w="110"/>
-              <w:bottom w:type="dxa" w:w="30"/>
+              <w:bottom w:type="dxa" w:w="20"/>
               <w:right w:type="dxa" w:w="90"/>
             </w:tcMar>
             <w:vAlign w:val="center"/>
@@ -11303,9 +11303,9 @@
             <w:gridSpan w:val="2"/>
             <w:shd w:fill="E6E6E6" w:color="auto" w:val="clear"/>
             <w:tcMar>
-              <w:top w:type="dxa" w:w="30"/>
+              <w:top w:type="dxa" w:w="20"/>
               <w:left w:type="dxa" w:w="110"/>
-              <w:bottom w:type="dxa" w:w="30"/>
+              <w:bottom w:type="dxa" w:w="20"/>
               <w:right w:type="dxa" w:w="90"/>
             </w:tcMar>
             <w:vAlign w:val="center"/>
@@ -11336,16 +11336,16 @@
           <w:tcPr>
             <w:tcW w:type="dxa" w:w="3000"/>
             <w:tcMar>
-              <w:top w:type="dxa" w:w="35"/>
+              <w:top w:type="dxa" w:w="25"/>
               <w:left w:type="dxa" w:w="110"/>
-              <w:bottom w:type="dxa" w:w="45"/>
-              <w:right w:type="dxa" w:w="90"/>
-            </w:tcMar>
-            <w:vAlign w:val="top"/>
-          </w:tcPr>
-          <w:p>
-            <w:pPr>
-              <w:spacing w:after="10"/>
+              <w:bottom w:type="dxa" w:w="30"/>
+              <w:right w:type="dxa" w:w="90"/>
+            </w:tcMar>
+            <w:vAlign w:val="top"/>
+          </w:tcPr>
+          <w:p>
+            <w:pPr>
+              <w:spacing w:after="0"/>
             </w:pPr>
             <w:r>
               <w:rPr>
@@ -11381,16 +11381,16 @@
           <w:tcPr>
             <w:tcW w:type="dxa" w:w="3000"/>
             <w:tcMar>
-              <w:top w:type="dxa" w:w="35"/>
+              <w:top w:type="dxa" w:w="25"/>
               <w:left w:type="dxa" w:w="110"/>
-              <w:bottom w:type="dxa" w:w="45"/>
-              <w:right w:type="dxa" w:w="90"/>
-            </w:tcMar>
-            <w:vAlign w:val="top"/>
-          </w:tcPr>
-          <w:p>
-            <w:pPr>
-              <w:spacing w:after="10"/>
+              <w:bottom w:type="dxa" w:w="30"/>
+              <w:right w:type="dxa" w:w="90"/>
+            </w:tcMar>
+            <w:vAlign w:val="top"/>
+          </w:tcPr>
+          <w:p>
+            <w:pPr>
+              <w:spacing w:after="0"/>
             </w:pPr>
             <w:r>
               <w:rPr>
@@ -11426,16 +11426,16 @@
           <w:tcPr>
             <w:tcW w:type="dxa" w:w="3000"/>
             <w:tcMar>
-              <w:top w:type="dxa" w:w="35"/>
+              <w:top w:type="dxa" w:w="25"/>
               <w:left w:type="dxa" w:w="110"/>
-              <w:bottom w:type="dxa" w:w="45"/>
-              <w:right w:type="dxa" w:w="90"/>
-            </w:tcMar>
-            <w:vAlign w:val="top"/>
-          </w:tcPr>
-          <w:p>
-            <w:pPr>
-              <w:spacing w:after="10"/>
+              <w:bottom w:type="dxa" w:w="30"/>
+              <w:right w:type="dxa" w:w="90"/>
+            </w:tcMar>
+            <w:vAlign w:val="top"/>
+          </w:tcPr>
+          <w:p>
+            <w:pPr>
+              <w:spacing w:after="0"/>
             </w:pPr>
             <w:r>
               <w:rPr>
@@ -11520,16 +11520,16 @@
           <w:tcPr>
             <w:tcW w:type="dxa" w:w="3000"/>
             <w:tcMar>
-              <w:top w:type="dxa" w:w="35"/>
+              <w:top w:type="dxa" w:w="25"/>
               <w:left w:type="dxa" w:w="110"/>
-              <w:bottom w:type="dxa" w:w="45"/>
-              <w:right w:type="dxa" w:w="90"/>
-            </w:tcMar>
-            <w:vAlign w:val="top"/>
-          </w:tcPr>
-          <w:p>
-            <w:pPr>
-              <w:spacing w:after="10"/>
+              <w:bottom w:type="dxa" w:w="30"/>
+              <w:right w:type="dxa" w:w="90"/>
+            </w:tcMar>
+            <w:vAlign w:val="top"/>
+          </w:tcPr>
+          <w:p>
+            <w:pPr>
+              <w:spacing w:after="0"/>
             </w:pPr>
             <w:r>
               <w:rPr>
@@ -11581,16 +11581,16 @@
           <w:tcPr>
             <w:tcW w:type="dxa" w:w="3000"/>
             <w:tcMar>
-              <w:top w:type="dxa" w:w="35"/>
+              <w:top w:type="dxa" w:w="25"/>
               <w:left w:type="dxa" w:w="110"/>
-              <w:bottom w:type="dxa" w:w="45"/>
-              <w:right w:type="dxa" w:w="90"/>
-            </w:tcMar>
-            <w:vAlign w:val="top"/>
-          </w:tcPr>
-          <w:p>
-            <w:pPr>
-              <w:spacing w:after="10"/>
+              <w:bottom w:type="dxa" w:w="30"/>
+              <w:right w:type="dxa" w:w="90"/>
+            </w:tcMar>
+            <w:vAlign w:val="top"/>
+          </w:tcPr>
+          <w:p>
+            <w:pPr>
+              <w:spacing w:after="0"/>
             </w:pPr>
             <w:r>
               <w:rPr>
@@ -11626,16 +11626,16 @@
           <w:tcPr>
             <w:tcW w:type="dxa" w:w="3000"/>
             <w:tcMar>
-              <w:top w:type="dxa" w:w="35"/>
+              <w:top w:type="dxa" w:w="25"/>
               <w:left w:type="dxa" w:w="110"/>
-              <w:bottom w:type="dxa" w:w="45"/>
-              <w:right w:type="dxa" w:w="90"/>
-            </w:tcMar>
-            <w:vAlign w:val="top"/>
-          </w:tcPr>
-          <w:p>
-            <w:pPr>
-              <w:spacing w:after="10"/>
+              <w:bottom w:type="dxa" w:w="30"/>
+              <w:right w:type="dxa" w:w="90"/>
+            </w:tcMar>
+            <w:vAlign w:val="top"/>
+          </w:tcPr>
+          <w:p>
+            <w:pPr>
+              <w:spacing w:after="0"/>
             </w:pPr>
             <w:r>
               <w:rPr>
@@ -11671,7 +11671,7 @@
     </w:tbl>
     <w:p>
       <w:pPr>
-        <w:spacing w:after="40"/>
+        <w:spacing w:after="24"/>
       </w:pPr>
     </w:p>
     <w:tbl>
@@ -11700,9 +11700,9 @@
             <w:tcW w:type="dxa" w:w="3000"/>
             <w:shd w:fill="E6E6E6" w:color="auto" w:val="clear"/>
             <w:tcMar>
-              <w:top w:type="dxa" w:w="30"/>
+              <w:top w:type="dxa" w:w="20"/>
               <w:left w:type="dxa" w:w="110"/>
-              <w:bottom w:type="dxa" w:w="30"/>
+              <w:bottom w:type="dxa" w:w="20"/>
               <w:right w:type="dxa" w:w="90"/>
             </w:tcMar>
             <w:vAlign w:val="center"/>
@@ -11730,9 +11730,9 @@
             <w:gridSpan w:val="2"/>
             <w:shd w:fill="E6E6E6" w:color="auto" w:val="clear"/>
             <w:tcMar>
-              <w:top w:type="dxa" w:w="30"/>
+              <w:top w:type="dxa" w:w="20"/>
               <w:left w:type="dxa" w:w="110"/>
-              <w:bottom w:type="dxa" w:w="30"/>
+              <w:bottom w:type="dxa" w:w="20"/>
               <w:right w:type="dxa" w:w="90"/>
             </w:tcMar>
             <w:vAlign w:val="center"/>
@@ -11763,16 +11763,16 @@
           <w:tcPr>
             <w:tcW w:type="dxa" w:w="3000"/>
             <w:tcMar>
-              <w:top w:type="dxa" w:w="35"/>
+              <w:top w:type="dxa" w:w="25"/>
               <w:left w:type="dxa" w:w="110"/>
-              <w:bottom w:type="dxa" w:w="45"/>
-              <w:right w:type="dxa" w:w="90"/>
-            </w:tcMar>
-            <w:vAlign w:val="top"/>
-          </w:tcPr>
-          <w:p>
-            <w:pPr>
-              <w:spacing w:after="10"/>
+              <w:bottom w:type="dxa" w:w="30"/>
+              <w:right w:type="dxa" w:w="90"/>
+            </w:tcMar>
+            <w:vAlign w:val="top"/>
+          </w:tcPr>
+          <w:p>
+            <w:pPr>
+              <w:spacing w:after="0"/>
             </w:pPr>
             <w:r>
               <w:rPr>
@@ -11808,16 +11808,16 @@
           <w:tcPr>
             <w:tcW w:type="dxa" w:w="3000"/>
             <w:tcMar>
-              <w:top w:type="dxa" w:w="35"/>
+              <w:top w:type="dxa" w:w="25"/>
               <w:left w:type="dxa" w:w="110"/>
-              <w:bottom w:type="dxa" w:w="45"/>
-              <w:right w:type="dxa" w:w="90"/>
-            </w:tcMar>
-            <w:vAlign w:val="top"/>
-          </w:tcPr>
-          <w:p>
-            <w:pPr>
-              <w:spacing w:after="10"/>
+              <w:bottom w:type="dxa" w:w="30"/>
+              <w:right w:type="dxa" w:w="90"/>
+            </w:tcMar>
+            <w:vAlign w:val="top"/>
+          </w:tcPr>
+          <w:p>
+            <w:pPr>
+              <w:spacing w:after="0"/>
             </w:pPr>
             <w:r>
               <w:rPr>
@@ -11853,16 +11853,16 @@
           <w:tcPr>
             <w:tcW w:type="dxa" w:w="3000"/>
             <w:tcMar>
-              <w:top w:type="dxa" w:w="35"/>
+              <w:top w:type="dxa" w:w="25"/>
               <w:left w:type="dxa" w:w="110"/>
-              <w:bottom w:type="dxa" w:w="45"/>
-              <w:right w:type="dxa" w:w="90"/>
-            </w:tcMar>
-            <w:vAlign w:val="top"/>
-          </w:tcPr>
-          <w:p>
-            <w:pPr>
-              <w:spacing w:after="10"/>
+              <w:bottom w:type="dxa" w:w="30"/>
+              <w:right w:type="dxa" w:w="90"/>
+            </w:tcMar>
+            <w:vAlign w:val="top"/>
+          </w:tcPr>
+          <w:p>
+            <w:pPr>
+              <w:spacing w:after="0"/>
             </w:pPr>
             <w:r>
               <w:rPr>
@@ -11969,16 +11969,16 @@
           <w:tcPr>
             <w:tcW w:type="dxa" w:w="3000"/>
             <w:tcMar>
-              <w:top w:type="dxa" w:w="35"/>
+              <w:top w:type="dxa" w:w="25"/>
               <w:left w:type="dxa" w:w="110"/>
-              <w:bottom w:type="dxa" w:w="45"/>
-              <w:right w:type="dxa" w:w="90"/>
-            </w:tcMar>
-            <w:vAlign w:val="top"/>
-          </w:tcPr>
-          <w:p>
-            <w:pPr>
-              <w:spacing w:after="10"/>
+              <w:bottom w:type="dxa" w:w="30"/>
+              <w:right w:type="dxa" w:w="90"/>
+            </w:tcMar>
+            <w:vAlign w:val="top"/>
+          </w:tcPr>
+          <w:p>
+            <w:pPr>
+              <w:spacing w:after="0"/>
             </w:pPr>
             <w:r>
               <w:rPr>
@@ -12030,16 +12030,16 @@
           <w:tcPr>
             <w:tcW w:type="dxa" w:w="3000"/>
             <w:tcMar>
-              <w:top w:type="dxa" w:w="35"/>
+              <w:top w:type="dxa" w:w="25"/>
               <w:left w:type="dxa" w:w="110"/>
-              <w:bottom w:type="dxa" w:w="45"/>
-              <w:right w:type="dxa" w:w="90"/>
-            </w:tcMar>
-            <w:vAlign w:val="top"/>
-          </w:tcPr>
-          <w:p>
-            <w:pPr>
-              <w:spacing w:after="10"/>
+              <w:bottom w:type="dxa" w:w="30"/>
+              <w:right w:type="dxa" w:w="90"/>
+            </w:tcMar>
+            <w:vAlign w:val="top"/>
+          </w:tcPr>
+          <w:p>
+            <w:pPr>
+              <w:spacing w:after="0"/>
             </w:pPr>
             <w:r>
               <w:rPr>
@@ -12091,16 +12091,16 @@
           <w:tcPr>
             <w:tcW w:type="dxa" w:w="3000"/>
             <w:tcMar>
-              <w:top w:type="dxa" w:w="35"/>
+              <w:top w:type="dxa" w:w="25"/>
               <w:left w:type="dxa" w:w="110"/>
-              <w:bottom w:type="dxa" w:w="45"/>
-              <w:right w:type="dxa" w:w="90"/>
-            </w:tcMar>
-            <w:vAlign w:val="top"/>
-          </w:tcPr>
-          <w:p>
-            <w:pPr>
-              <w:spacing w:after="10"/>
+              <w:bottom w:type="dxa" w:w="30"/>
+              <w:right w:type="dxa" w:w="90"/>
+            </w:tcMar>
+            <w:vAlign w:val="top"/>
+          </w:tcPr>
+          <w:p>
+            <w:pPr>
+              <w:spacing w:after="0"/>
             </w:pPr>
             <w:r>
               <w:rPr>
@@ -12112,13 +12112,59 @@
                 <w:sz w:val="13"/>
                 <w:szCs w:val="13"/>
               </w:rPr>
-              <w:t xml:space="preserve">ENTER</w:t>
-            </w:r>
-          </w:p>
-          <w:p>
-            <w:pPr>
-              <w:spacing w:after="0"/>
-            </w:pPr>
+              <w:t xml:space="preserve">VALUE 3</w:t>
+            </w:r>
+          </w:p>
+          <w:p>
+            <w:pPr>
+              <w:spacing w:after="0"/>
+            </w:pPr>
+            <w:r>
+              <w:rPr>
+                <w:rFonts w:ascii="Arial" w:cs="Arial" w:eastAsia="Arial" w:hAnsi="Arial"/>
+                <w:b/>
+                <w:bCs/>
+                <w:color w:val="000000"/>
+                <w:sz w:val="19"/>
+                <w:szCs w:val="19"/>
+              </w:rPr>
+              <w:t xml:space="preserve">YOUR Appendix C → Emergency Sluice Override</w:t>
+            </w:r>
+          </w:p>
+        </w:tc>
+      </w:tr>
+      <w:tr>
+        <w:trPr>
+          <w:cantSplit/>
+        </w:trPr>
+        <w:tc>
+          <w:tcPr>
+            <w:tcW w:type="dxa" w:w="9026"/>
+            <w:gridSpan w:val="3"/>
+            <w:tcMar>
+              <w:top w:type="dxa" w:w="20"/>
+              <w:left w:type="dxa" w:w="110"/>
+              <w:bottom w:type="dxa" w:w="25"/>
+              <w:right w:type="dxa" w:w="90"/>
+            </w:tcMar>
+            <w:vAlign w:val="center"/>
+          </w:tcPr>
+          <w:p>
+            <w:pPr>
+              <w:spacing w:after="0"/>
+            </w:pPr>
+            <w:r>
+              <w:rPr>
+                <w:rFonts w:ascii="Arial" w:cs="Arial" w:eastAsia="Arial" w:hAnsi="Arial"/>
+                <w:b/>
+                <w:bCs/>
+                <w:color w:val="555555"/>
+                <w:spacing w:val="60"/>
+                <w:sz w:val="13"/>
+                <w:szCs w:val="13"/>
+              </w:rPr>
+              <w:t xml:space="preserve">ENTER    </w:t>
+            </w:r>
             <w:r>
               <w:rPr>
                 <w:rFonts w:ascii="Courier New" w:cs="Courier New" w:eastAsia="Courier New" w:hAnsi="Courier New"/>
@@ -12128,7 +12174,7 @@
                 <w:sz w:val="22"/>
                 <w:szCs w:val="22"/>
               </w:rPr>
-              <w:t xml:space="preserve">P-08-[VALUE]-[VALUE 2]</w:t>
+              <w:t xml:space="preserve">P-08-[VALUE]-[VALUE 2]-[VALUE 3]</w:t>
             </w:r>
           </w:p>
         </w:tc>
@@ -12136,7 +12182,7 @@
     </w:tbl>
     <w:p>
       <w:pPr>
-        <w:spacing w:after="40"/>
+        <w:spacing w:after="24"/>
       </w:pPr>
     </w:p>
     <w:tbl>
@@ -12165,9 +12211,9 @@
             <w:tcW w:type="dxa" w:w="3000"/>
             <w:shd w:fill="E6E6E6" w:color="auto" w:val="clear"/>
             <w:tcMar>
-              <w:top w:type="dxa" w:w="30"/>
+              <w:top w:type="dxa" w:w="20"/>
               <w:left w:type="dxa" w:w="110"/>
-              <w:bottom w:type="dxa" w:w="30"/>
+              <w:bottom w:type="dxa" w:w="20"/>
               <w:right w:type="dxa" w:w="90"/>
             </w:tcMar>
             <w:vAlign w:val="center"/>
@@ -12195,9 +12241,9 @@
             <w:gridSpan w:val="2"/>
             <w:shd w:fill="E6E6E6" w:color="auto" w:val="clear"/>
             <w:tcMar>
-              <w:top w:type="dxa" w:w="30"/>
+              <w:top w:type="dxa" w:w="20"/>
               <w:left w:type="dxa" w:w="110"/>
-              <w:bottom w:type="dxa" w:w="30"/>
+              <w:bottom w:type="dxa" w:w="20"/>
               <w:right w:type="dxa" w:w="90"/>
             </w:tcMar>
             <w:vAlign w:val="center"/>
@@ -12228,16 +12274,16 @@
           <w:tcPr>
             <w:tcW w:type="dxa" w:w="3000"/>
             <w:tcMar>
-              <w:top w:type="dxa" w:w="35"/>
+              <w:top w:type="dxa" w:w="25"/>
               <w:left w:type="dxa" w:w="110"/>
-              <w:bottom w:type="dxa" w:w="45"/>
-              <w:right w:type="dxa" w:w="90"/>
-            </w:tcMar>
-            <w:vAlign w:val="top"/>
-          </w:tcPr>
-          <w:p>
-            <w:pPr>
-              <w:spacing w:after="10"/>
+              <w:bottom w:type="dxa" w:w="30"/>
+              <w:right w:type="dxa" w:w="90"/>
+            </w:tcMar>
+            <w:vAlign w:val="top"/>
+          </w:tcPr>
+          <w:p>
+            <w:pPr>
+              <w:spacing w:after="0"/>
             </w:pPr>
             <w:r>
               <w:rPr>
@@ -12273,16 +12319,16 @@
           <w:tcPr>
             <w:tcW w:type="dxa" w:w="3000"/>
             <w:tcMar>
-              <w:top w:type="dxa" w:w="35"/>
+              <w:top w:type="dxa" w:w="25"/>
               <w:left w:type="dxa" w:w="110"/>
-              <w:bottom w:type="dxa" w:w="45"/>
-              <w:right w:type="dxa" w:w="90"/>
-            </w:tcMar>
-            <w:vAlign w:val="top"/>
-          </w:tcPr>
-          <w:p>
-            <w:pPr>
-              <w:spacing w:after="10"/>
+              <w:bottom w:type="dxa" w:w="30"/>
+              <w:right w:type="dxa" w:w="90"/>
+            </w:tcMar>
+            <w:vAlign w:val="top"/>
+          </w:tcPr>
+          <w:p>
+            <w:pPr>
+              <w:spacing w:after="0"/>
             </w:pPr>
             <w:r>
               <w:rPr>
@@ -12318,16 +12364,16 @@
           <w:tcPr>
             <w:tcW w:type="dxa" w:w="3000"/>
             <w:tcMar>
-              <w:top w:type="dxa" w:w="35"/>
+              <w:top w:type="dxa" w:w="25"/>
               <w:left w:type="dxa" w:w="110"/>
-              <w:bottom w:type="dxa" w:w="45"/>
-              <w:right w:type="dxa" w:w="90"/>
-            </w:tcMar>
-            <w:vAlign w:val="top"/>
-          </w:tcPr>
-          <w:p>
-            <w:pPr>
-              <w:spacing w:after="10"/>
+              <w:bottom w:type="dxa" w:w="30"/>
+              <w:right w:type="dxa" w:w="90"/>
+            </w:tcMar>
+            <w:vAlign w:val="top"/>
+          </w:tcPr>
+          <w:p>
+            <w:pPr>
+              <w:spacing w:after="0"/>
             </w:pPr>
             <w:r>
               <w:rPr>
@@ -12412,16 +12458,16 @@
           <w:tcPr>
             <w:tcW w:type="dxa" w:w="3000"/>
             <w:tcMar>
-              <w:top w:type="dxa" w:w="35"/>
+              <w:top w:type="dxa" w:w="25"/>
               <w:left w:type="dxa" w:w="110"/>
-              <w:bottom w:type="dxa" w:w="45"/>
-              <w:right w:type="dxa" w:w="90"/>
-            </w:tcMar>
-            <w:vAlign w:val="top"/>
-          </w:tcPr>
-          <w:p>
-            <w:pPr>
-              <w:spacing w:after="10"/>
+              <w:bottom w:type="dxa" w:w="30"/>
+              <w:right w:type="dxa" w:w="90"/>
+            </w:tcMar>
+            <w:vAlign w:val="top"/>
+          </w:tcPr>
+          <w:p>
+            <w:pPr>
+              <w:spacing w:after="0"/>
             </w:pPr>
             <w:r>
               <w:rPr>
@@ -12457,16 +12503,16 @@
           <w:tcPr>
             <w:tcW w:type="dxa" w:w="3000"/>
             <w:tcMar>
-              <w:top w:type="dxa" w:w="35"/>
+              <w:top w:type="dxa" w:w="25"/>
               <w:left w:type="dxa" w:w="110"/>
-              <w:bottom w:type="dxa" w:w="45"/>
-              <w:right w:type="dxa" w:w="90"/>
-            </w:tcMar>
-            <w:vAlign w:val="top"/>
-          </w:tcPr>
-          <w:p>
-            <w:pPr>
-              <w:spacing w:after="10"/>
+              <w:bottom w:type="dxa" w:w="30"/>
+              <w:right w:type="dxa" w:w="90"/>
+            </w:tcMar>
+            <w:vAlign w:val="top"/>
+          </w:tcPr>
+          <w:p>
+            <w:pPr>
+              <w:spacing w:after="0"/>
             </w:pPr>
             <w:r>
               <w:rPr>
@@ -12502,16 +12548,16 @@
           <w:tcPr>
             <w:tcW w:type="dxa" w:w="3000"/>
             <w:tcMar>
-              <w:top w:type="dxa" w:w="35"/>
+              <w:top w:type="dxa" w:w="25"/>
               <w:left w:type="dxa" w:w="110"/>
-              <w:bottom w:type="dxa" w:w="45"/>
-              <w:right w:type="dxa" w:w="90"/>
-            </w:tcMar>
-            <w:vAlign w:val="top"/>
-          </w:tcPr>
-          <w:p>
-            <w:pPr>
-              <w:spacing w:after="10"/>
+              <w:bottom w:type="dxa" w:w="30"/>
+              <w:right w:type="dxa" w:w="90"/>
+            </w:tcMar>
+            <w:vAlign w:val="top"/>
+          </w:tcPr>
+          <w:p>
+            <w:pPr>
+              <w:spacing w:after="0"/>
             </w:pPr>
             <w:r>
               <w:rPr>
@@ -12523,13 +12569,59 @@
                 <w:sz w:val="13"/>
                 <w:szCs w:val="13"/>
               </w:rPr>
-              <w:t xml:space="preserve">ENTER</w:t>
-            </w:r>
-          </w:p>
-          <w:p>
-            <w:pPr>
-              <w:spacing w:after="0"/>
-            </w:pPr>
+              <w:t xml:space="preserve">VALUE 3</w:t>
+            </w:r>
+          </w:p>
+          <w:p>
+            <w:pPr>
+              <w:spacing w:after="0"/>
+            </w:pPr>
+            <w:r>
+              <w:rPr>
+                <w:rFonts w:ascii="Arial" w:cs="Arial" w:eastAsia="Arial" w:hAnsi="Arial"/>
+                <w:b/>
+                <w:bCs/>
+                <w:color w:val="000000"/>
+                <w:sz w:val="19"/>
+                <w:szCs w:val="19"/>
+              </w:rPr>
+              <w:t xml:space="preserve">COM → Table C-3 → Deep Sensors</w:t>
+            </w:r>
+          </w:p>
+        </w:tc>
+      </w:tr>
+      <w:tr>
+        <w:trPr>
+          <w:cantSplit/>
+        </w:trPr>
+        <w:tc>
+          <w:tcPr>
+            <w:tcW w:type="dxa" w:w="9026"/>
+            <w:gridSpan w:val="3"/>
+            <w:tcMar>
+              <w:top w:type="dxa" w:w="20"/>
+              <w:left w:type="dxa" w:w="110"/>
+              <w:bottom w:type="dxa" w:w="25"/>
+              <w:right w:type="dxa" w:w="90"/>
+            </w:tcMar>
+            <w:vAlign w:val="center"/>
+          </w:tcPr>
+          <w:p>
+            <w:pPr>
+              <w:spacing w:after="0"/>
+            </w:pPr>
+            <w:r>
+              <w:rPr>
+                <w:rFonts w:ascii="Arial" w:cs="Arial" w:eastAsia="Arial" w:hAnsi="Arial"/>
+                <w:b/>
+                <w:bCs/>
+                <w:color w:val="555555"/>
+                <w:spacing w:val="60"/>
+                <w:sz w:val="13"/>
+                <w:szCs w:val="13"/>
+              </w:rPr>
+              <w:t xml:space="preserve">ENTER    </w:t>
+            </w:r>
             <w:r>
               <w:rPr>
                 <w:rFonts w:ascii="Courier New" w:cs="Courier New" w:eastAsia="Courier New" w:hAnsi="Courier New"/>
@@ -12539,7 +12631,7 @@
                 <w:sz w:val="22"/>
                 <w:szCs w:val="22"/>
               </w:rPr>
-              <w:t xml:space="preserve">P-09-[VALUE]-[VALUE 2]</w:t>
+              <w:t xml:space="preserve">P-09-[VALUE]-[VALUE 2]-[VALUE 3]</w:t>
             </w:r>
           </w:p>
         </w:tc>
@@ -12547,7 +12639,7 @@
     </w:tbl>
     <w:p>
       <w:pPr>
-        <w:spacing w:after="40"/>
+        <w:spacing w:after="24"/>
       </w:pPr>
     </w:p>
     <w:tbl>
@@ -12576,9 +12668,9 @@
             <w:tcW w:type="dxa" w:w="3000"/>
             <w:shd w:fill="000000" w:color="auto" w:val="clear"/>
             <w:tcMar>
-              <w:top w:type="dxa" w:w="30"/>
+              <w:top w:type="dxa" w:w="20"/>
               <w:left w:type="dxa" w:w="110"/>
-              <w:bottom w:type="dxa" w:w="30"/>
+              <w:bottom w:type="dxa" w:w="20"/>
               <w:right w:type="dxa" w:w="90"/>
             </w:tcMar>
             <w:vAlign w:val="center"/>
@@ -12606,9 +12698,9 @@
             <w:gridSpan w:val="2"/>
             <w:shd w:fill="000000" w:color="auto" w:val="clear"/>
             <w:tcMar>
-              <w:top w:type="dxa" w:w="30"/>
+              <w:top w:type="dxa" w:w="20"/>
               <w:left w:type="dxa" w:w="110"/>
-              <w:bottom w:type="dxa" w:w="30"/>
+              <w:bottom w:type="dxa" w:w="20"/>
               <w:right w:type="dxa" w:w="90"/>
             </w:tcMar>
             <w:vAlign w:val="center"/>
@@ -12672,16 +12764,16 @@
           <w:tcPr>
             <w:tcW w:type="dxa" w:w="3000"/>
             <w:tcMar>
-              <w:top w:type="dxa" w:w="35"/>
+              <w:top w:type="dxa" w:w="25"/>
               <w:left w:type="dxa" w:w="110"/>
-              <w:bottom w:type="dxa" w:w="45"/>
-              <w:right w:type="dxa" w:w="90"/>
-            </w:tcMar>
-            <w:vAlign w:val="top"/>
-          </w:tcPr>
-          <w:p>
-            <w:pPr>
-              <w:spacing w:after="10"/>
+              <w:bottom w:type="dxa" w:w="30"/>
+              <w:right w:type="dxa" w:w="90"/>
+            </w:tcMar>
+            <w:vAlign w:val="top"/>
+          </w:tcPr>
+          <w:p>
+            <w:pPr>
+              <w:spacing w:after="0"/>
             </w:pPr>
             <w:r>
               <w:rPr>
@@ -12717,16 +12809,16 @@
           <w:tcPr>
             <w:tcW w:type="dxa" w:w="3000"/>
             <w:tcMar>
-              <w:top w:type="dxa" w:w="35"/>
+              <w:top w:type="dxa" w:w="25"/>
               <w:left w:type="dxa" w:w="110"/>
-              <w:bottom w:type="dxa" w:w="45"/>
-              <w:right w:type="dxa" w:w="90"/>
-            </w:tcMar>
-            <w:vAlign w:val="top"/>
-          </w:tcPr>
-          <w:p>
-            <w:pPr>
-              <w:spacing w:after="10"/>
+              <w:bottom w:type="dxa" w:w="30"/>
+              <w:right w:type="dxa" w:w="90"/>
+            </w:tcMar>
+            <w:vAlign w:val="top"/>
+          </w:tcPr>
+          <w:p>
+            <w:pPr>
+              <w:spacing w:after="0"/>
             </w:pPr>
             <w:r>
               <w:rPr>
@@ -12762,16 +12854,16 @@
           <w:tcPr>
             <w:tcW w:type="dxa" w:w="3000"/>
             <w:tcMar>
-              <w:top w:type="dxa" w:w="35"/>
+              <w:top w:type="dxa" w:w="25"/>
               <w:left w:type="dxa" w:w="110"/>
-              <w:bottom w:type="dxa" w:w="45"/>
-              <w:right w:type="dxa" w:w="90"/>
-            </w:tcMar>
-            <w:vAlign w:val="top"/>
-          </w:tcPr>
-          <w:p>
-            <w:pPr>
-              <w:spacing w:after="10"/>
+              <w:bottom w:type="dxa" w:w="30"/>
+              <w:right w:type="dxa" w:w="90"/>
+            </w:tcMar>
+            <w:vAlign w:val="top"/>
+          </w:tcPr>
+          <w:p>
+            <w:pPr>
+              <w:spacing w:after="0"/>
             </w:pPr>
             <w:r>
               <w:rPr>
@@ -12856,16 +12948,16 @@
           <w:tcPr>
             <w:tcW w:type="dxa" w:w="3000"/>
             <w:tcMar>
-              <w:top w:type="dxa" w:w="35"/>
+              <w:top w:type="dxa" w:w="25"/>
               <w:left w:type="dxa" w:w="110"/>
-              <w:bottom w:type="dxa" w:w="45"/>
-              <w:right w:type="dxa" w:w="90"/>
-            </w:tcMar>
-            <w:vAlign w:val="top"/>
-          </w:tcPr>
-          <w:p>
-            <w:pPr>
-              <w:spacing w:after="10"/>
+              <w:bottom w:type="dxa" w:w="30"/>
+              <w:right w:type="dxa" w:w="90"/>
+            </w:tcMar>
+            <w:vAlign w:val="top"/>
+          </w:tcPr>
+          <w:p>
+            <w:pPr>
+              <w:spacing w:after="0"/>
             </w:pPr>
             <w:r>
               <w:rPr>
@@ -12901,16 +12993,16 @@
           <w:tcPr>
             <w:tcW w:type="dxa" w:w="3000"/>
             <w:tcMar>
-              <w:top w:type="dxa" w:w="35"/>
+              <w:top w:type="dxa" w:w="25"/>
               <w:left w:type="dxa" w:w="110"/>
-              <w:bottom w:type="dxa" w:w="45"/>
-              <w:right w:type="dxa" w:w="90"/>
-            </w:tcMar>
-            <w:vAlign w:val="top"/>
-          </w:tcPr>
-          <w:p>
-            <w:pPr>
-              <w:spacing w:after="10"/>
+              <w:bottom w:type="dxa" w:w="30"/>
+              <w:right w:type="dxa" w:w="90"/>
+            </w:tcMar>
+            <w:vAlign w:val="top"/>
+          </w:tcPr>
+          <w:p>
+            <w:pPr>
+              <w:spacing w:after="0"/>
             </w:pPr>
             <w:r>
               <w:rPr>
@@ -12946,16 +13038,16 @@
           <w:tcPr>
             <w:tcW w:type="dxa" w:w="3000"/>
             <w:tcMar>
-              <w:top w:type="dxa" w:w="35"/>
+              <w:top w:type="dxa" w:w="25"/>
               <w:left w:type="dxa" w:w="110"/>
-              <w:bottom w:type="dxa" w:w="45"/>
-              <w:right w:type="dxa" w:w="90"/>
-            </w:tcMar>
-            <w:vAlign w:val="top"/>
-          </w:tcPr>
-          <w:p>
-            <w:pPr>
-              <w:spacing w:after="10"/>
+              <w:bottom w:type="dxa" w:w="30"/>
+              <w:right w:type="dxa" w:w="90"/>
+            </w:tcMar>
+            <w:vAlign w:val="top"/>
+          </w:tcPr>
+          <w:p>
+            <w:pPr>
+              <w:spacing w:after="0"/>
             </w:pPr>
             <w:r>
               <w:rPr>
@@ -12991,7 +13083,7 @@
     </w:tbl>
     <w:p>
       <w:pPr>
-        <w:spacing w:after="40"/>
+        <w:spacing w:after="24"/>
       </w:pPr>
     </w:p>
     <w:p>

--- a/B&W Kit/UNDERCITY_Binder_WTR_BW.docx
+++ b/B&W Kit/UNDERCITY_Binder_WTR_BW.docx
@@ -822,7 +822,7 @@
                 <w:sz w:val="20"/>
                 <w:szCs w:val="20"/>
               </w:rPr>
-              <w:t xml:space="preserve">8 </w:t>
+              <w:t xml:space="preserve">5 </w:t>
             </w:r>
             <w:r>
               <w:rPr>
@@ -1025,7 +1025,7 @@
           <w:sz w:val="20"/>
           <w:szCs w:val="20"/>
         </w:rPr>
-        <w:t xml:space="preserve"> Med Supply, 8 </w:t>
+        <w:t xml:space="preserve"> Med Supply, 5 </w:t>
       </w:r>
       <w:r>
         <w:rPr>
@@ -1095,7 +1095,7 @@
           <w:sz w:val="20"/>
           <w:szCs w:val="20"/>
         </w:rPr>
-        <w:t xml:space="preserve">MATCH the table to the console: INVENTORY and WORKERS 8 / 8. The console is the official count; the chits mirror it.</w:t>
+        <w:t xml:space="preserve">MATCH the table to the console: INVENTORY and WORKERS 5 / 5. The console is the official count; the chits mirror it.</w:t>
       </w:r>
     </w:p>
     <w:p>
